--- a/static/zhijia/成交确认书模版2.docx
+++ b/static/zhijia/成交确认书模版2.docx
@@ -1199,7 +1199,7 @@
                 <w:sz w:val="16"/>
                 <w:szCs w:val="16"/>
               </w:rPr>
-              <w:t xml:space="preserve">       (For Account of  </w:t>
+              <w:t xml:space="preserve">       (For Account of </w:t>
             </w:r>
             <w:proofErr w:type="spellStart"/>
             <w:r>
@@ -2084,36 +2084,30 @@
                 <w:sz w:val="16"/>
                 <w:szCs w:val="16"/>
               </w:rPr>
-              <w:t>The undersigned Sellers and Buyers have agreed to close the following transactions according to the terms and com-</w:t>
-            </w:r>
-            <w:proofErr w:type="spellStart"/>
-            <w:r>
-              <w:rPr>
-                <w:rFonts w:hint="eastAsia"/>
-                <w:sz w:val="16"/>
-                <w:szCs w:val="16"/>
-              </w:rPr>
-              <w:t>ditions</w:t>
-            </w:r>
-            <w:proofErr w:type="spellEnd"/>
-            <w:r>
-              <w:rPr>
-                <w:rFonts w:hint="eastAsia"/>
-                <w:sz w:val="16"/>
-                <w:szCs w:val="16"/>
-              </w:rPr>
-              <w:t xml:space="preserve"> </w:t>
-            </w:r>
-            <w:proofErr w:type="spellStart"/>
-            <w:r>
-              <w:rPr>
-                <w:rFonts w:hint="eastAsia"/>
-                <w:sz w:val="16"/>
-                <w:szCs w:val="16"/>
-              </w:rPr>
-              <w:t>sipulated</w:t>
-            </w:r>
-            <w:proofErr w:type="spellEnd"/>
+              <w:t>The undersigned Sellers and Buyers have agreed to close the following transactions according to the terms and co</w:t>
+            </w:r>
+            <w:r>
+              <w:rPr>
+                <w:sz w:val="16"/>
+                <w:szCs w:val="16"/>
+              </w:rPr>
+              <w:t>n</w:t>
+            </w:r>
+            <w:r>
+              <w:rPr>
+                <w:rFonts w:hint="eastAsia"/>
+                <w:sz w:val="16"/>
+                <w:szCs w:val="16"/>
+              </w:rPr>
+              <w:t xml:space="preserve">ditions </w:t>
+            </w:r>
+            <w:r>
+              <w:rPr>
+                <w:sz w:val="16"/>
+                <w:szCs w:val="16"/>
+              </w:rPr>
+              <w:t>stipulated</w:t>
+            </w:r>
             <w:r>
               <w:rPr>
                 <w:rFonts w:hint="eastAsia"/>
@@ -2622,18 +2616,15 @@
               </w:rPr>
               <w:t xml:space="preserve">Time of </w:t>
             </w:r>
-            <w:proofErr w:type="spellStart"/>
-            <w:r>
-              <w:rPr>
-                <w:rFonts w:hint="eastAsia"/>
-                <w:b/>
-                <w:bCs/>
-                <w:sz w:val="16"/>
-                <w:szCs w:val="16"/>
-              </w:rPr>
-              <w:t>Shipmet</w:t>
-            </w:r>
-            <w:proofErr w:type="spellEnd"/>
+            <w:r>
+              <w:rPr>
+                <w:b/>
+                <w:bCs/>
+                <w:sz w:val="16"/>
+                <w:szCs w:val="16"/>
+              </w:rPr>
+              <w:t>Shipment</w:t>
+            </w:r>
           </w:p>
         </w:tc>
       </w:tr>
@@ -4779,6 +4770,7 @@
           </w:tcPr>
           <w:p>
             <w:pPr>
+              <w:ind w:firstLineChars="150" w:firstLine="245"/>
               <w:rPr>
                 <w:b/>
                 <w:bCs/>
@@ -5508,16 +5500,13 @@
         </w:rPr>
         <w:t xml:space="preserve">The buyers shall open irrevocable L/C, available by </w:t>
       </w:r>
-      <w:proofErr w:type="spellStart"/>
-      <w:r>
-        <w:rPr>
-          <w:rFonts w:hint="eastAsia"/>
-          <w:sz w:val="16"/>
-          <w:szCs w:val="16"/>
-        </w:rPr>
-        <w:t>draf</w:t>
-      </w:r>
-      <w:proofErr w:type="spellEnd"/>
+      <w:r>
+        <w:rPr>
+          <w:sz w:val="16"/>
+          <w:szCs w:val="16"/>
+        </w:rPr>
+        <w:t>draft</w:t>
+      </w:r>
       <w:r>
         <w:rPr>
           <w:rFonts w:hint="eastAsia"/>
@@ -5636,54 +5625,75 @@
           <w:sz w:val="16"/>
           <w:szCs w:val="16"/>
         </w:rPr>
+        <w:t xml:space="preserve"> of</w:t>
+      </w:r>
+      <w:r>
+        <w:rPr>
+          <w:sz w:val="16"/>
+          <w:szCs w:val="16"/>
+        </w:rPr>
         <w:t xml:space="preserve"> </w:t>
       </w:r>
-      <w:proofErr w:type="spellStart"/>
-      <w:r>
-        <w:rPr>
-          <w:rFonts w:hint="eastAsia"/>
-          <w:sz w:val="16"/>
-          <w:szCs w:val="16"/>
-        </w:rPr>
-        <w:t>ofand</w:t>
-      </w:r>
-      <w:proofErr w:type="spellEnd"/>
-      <w:r>
-        <w:rPr>
-          <w:rFonts w:hint="eastAsia"/>
-          <w:sz w:val="16"/>
-          <w:szCs w:val="16"/>
-        </w:rPr>
-        <w:t xml:space="preserve"> to and </w:t>
-      </w:r>
-      <w:proofErr w:type="spellStart"/>
-      <w:r>
-        <w:rPr>
-          <w:rFonts w:hint="eastAsia"/>
-          <w:sz w:val="16"/>
-          <w:szCs w:val="16"/>
-        </w:rPr>
-        <w:t>toreach</w:t>
-      </w:r>
-      <w:proofErr w:type="spellEnd"/>
-      <w:r>
-        <w:rPr>
-          <w:rFonts w:hint="eastAsia"/>
-          <w:sz w:val="16"/>
-          <w:szCs w:val="16"/>
-        </w:rPr>
-        <w:t xml:space="preserve"> the Sellers            days </w:t>
-      </w:r>
-      <w:proofErr w:type="spellStart"/>
-      <w:r>
-        <w:rPr>
-          <w:rFonts w:hint="eastAsia"/>
-          <w:sz w:val="16"/>
-          <w:szCs w:val="16"/>
-        </w:rPr>
-        <w:t>befor</w:t>
-      </w:r>
-      <w:proofErr w:type="spellEnd"/>
+      <w:r>
+        <w:rPr>
+          <w:rFonts w:hint="eastAsia"/>
+          <w:sz w:val="16"/>
+          <w:szCs w:val="16"/>
+        </w:rPr>
+        <w:t xml:space="preserve">and </w:t>
+      </w:r>
+      <w:r>
+        <w:rPr>
+          <w:sz w:val="16"/>
+          <w:szCs w:val="16"/>
+        </w:rPr>
+        <w:t xml:space="preserve">     </w:t>
+      </w:r>
+      <w:r>
+        <w:rPr>
+          <w:rFonts w:hint="eastAsia"/>
+          <w:sz w:val="16"/>
+          <w:szCs w:val="16"/>
+        </w:rPr>
+        <w:t>to and to</w:t>
+      </w:r>
+      <w:r>
+        <w:rPr>
+          <w:sz w:val="16"/>
+          <w:szCs w:val="16"/>
+        </w:rPr>
+        <w:t xml:space="preserve"> </w:t>
+      </w:r>
+      <w:r>
+        <w:rPr>
+          <w:rFonts w:hint="eastAsia"/>
+          <w:sz w:val="16"/>
+          <w:szCs w:val="16"/>
+        </w:rPr>
+        <w:t xml:space="preserve">reach the Sellers            </w:t>
+      </w:r>
+      <w:r>
+        <w:rPr>
+          <w:sz w:val="16"/>
+          <w:szCs w:val="16"/>
+        </w:rPr>
+        <w:t xml:space="preserve">  </w:t>
+      </w:r>
+      <w:r>
+        <w:rPr>
+          <w:rFonts w:hint="eastAsia"/>
+          <w:sz w:val="16"/>
+          <w:szCs w:val="16"/>
+        </w:rPr>
+        <w:t xml:space="preserve">days </w:t>
+      </w:r>
+      <w:r>
+        <w:rPr>
+          <w:sz w:val="16"/>
+          <w:szCs w:val="16"/>
+        </w:rPr>
+        <w:t>before</w:t>
+      </w:r>
       <w:r>
         <w:rPr>
           <w:rFonts w:hint="eastAsia"/>
@@ -5784,25 +5794,22 @@
           <w:sz w:val="16"/>
           <w:szCs w:val="16"/>
         </w:rPr>
-        <w:t xml:space="preserve">                 of </w:t>
-      </w:r>
-      <w:proofErr w:type="spellStart"/>
-      <w:r>
-        <w:rPr>
-          <w:rFonts w:hint="eastAsia"/>
-          <w:sz w:val="16"/>
-          <w:szCs w:val="16"/>
-        </w:rPr>
-        <w:t>shipment.The</w:t>
-      </w:r>
-      <w:proofErr w:type="spellEnd"/>
-      <w:r>
-        <w:rPr>
-          <w:rFonts w:hint="eastAsia"/>
-          <w:sz w:val="16"/>
-          <w:szCs w:val="16"/>
-        </w:rPr>
-        <w:t xml:space="preserve"> L/C shall stipulate</w:t>
+        <w:t xml:space="preserve">                 of shipment.</w:t>
+      </w:r>
+      <w:r>
+        <w:rPr>
+          <w:sz w:val="16"/>
+          <w:szCs w:val="16"/>
+        </w:rPr>
+        <w:t xml:space="preserve"> </w:t>
+      </w:r>
+      <w:r>
+        <w:rPr>
+          <w:rFonts w:hint="eastAsia"/>
+          <w:sz w:val="16"/>
+          <w:szCs w:val="16"/>
+        </w:rPr>
+        <w:t>The L/C shall stipulate</w:t>
       </w:r>
       <w:r>
         <w:rPr>
@@ -5818,7 +5825,22 @@
           <w:sz w:val="16"/>
           <w:szCs w:val="16"/>
         </w:rPr>
-        <w:t xml:space="preserve">            %more or less in amount and</w:t>
+        <w:t xml:space="preserve">           </w:t>
+      </w:r>
+      <w:r>
+        <w:rPr>
+          <w:sz w:val="16"/>
+          <w:szCs w:val="16"/>
+        </w:rPr>
+        <w:t xml:space="preserve">        </w:t>
+      </w:r>
+      <w:r>
+        <w:rPr>
+          <w:rFonts w:hint="eastAsia"/>
+          <w:sz w:val="16"/>
+          <w:szCs w:val="16"/>
+        </w:rPr>
+        <w:t xml:space="preserve"> %more or less in amount and</w:t>
       </w:r>
     </w:p>
     <w:p>
@@ -5918,16 +5940,13 @@
         </w:rPr>
         <w:t xml:space="preserve">                 quantity is allowed, valid for </w:t>
       </w:r>
-      <w:proofErr w:type="spellStart"/>
-      <w:r>
-        <w:rPr>
-          <w:rFonts w:hint="eastAsia"/>
-          <w:sz w:val="16"/>
-          <w:szCs w:val="16"/>
-        </w:rPr>
-        <w:t>megotiatiom</w:t>
-      </w:r>
-      <w:proofErr w:type="spellEnd"/>
+      <w:r>
+        <w:rPr>
+          <w:sz w:val="16"/>
+          <w:szCs w:val="16"/>
+        </w:rPr>
+        <w:t>negotiation</w:t>
+      </w:r>
       <w:r>
         <w:rPr>
           <w:rFonts w:hint="eastAsia"/>
@@ -5977,25 +5996,7 @@
           <w:sz w:val="16"/>
           <w:szCs w:val="16"/>
         </w:rPr>
-        <w:t>-</w:t>
-      </w:r>
-      <w:proofErr w:type="spellStart"/>
-      <w:r>
-        <w:rPr>
-          <w:rFonts w:hint="eastAsia"/>
-          <w:sz w:val="16"/>
-          <w:szCs w:val="16"/>
-        </w:rPr>
-        <w:t>ment</w:t>
-      </w:r>
-      <w:proofErr w:type="spellEnd"/>
-      <w:r>
-        <w:rPr>
-          <w:rFonts w:hint="eastAsia"/>
-          <w:sz w:val="16"/>
-          <w:szCs w:val="16"/>
-        </w:rPr>
-        <w:t xml:space="preserve"> allowed.</w:t>
+        <w:t>ment allowed.</w:t>
       </w:r>
     </w:p>
     <w:p>
@@ -6270,25 +6271,22 @@
           <w:sz w:val="16"/>
           <w:szCs w:val="16"/>
         </w:rPr>
-        <w:t xml:space="preserve">According </w:t>
-      </w:r>
-      <w:proofErr w:type="spellStart"/>
-      <w:r>
-        <w:rPr>
-          <w:rFonts w:hint="eastAsia"/>
-          <w:sz w:val="16"/>
-          <w:szCs w:val="16"/>
-        </w:rPr>
-        <w:t>toSellers</w:t>
-      </w:r>
-      <w:proofErr w:type="spellEnd"/>
-      <w:r>
-        <w:rPr>
-          <w:rFonts w:hint="eastAsia"/>
-          <w:sz w:val="16"/>
-          <w:szCs w:val="16"/>
-        </w:rPr>
-        <w:t xml:space="preserve"> usual export Packing.</w:t>
+        <w:t>According to</w:t>
+      </w:r>
+      <w:r>
+        <w:rPr>
+          <w:sz w:val="16"/>
+          <w:szCs w:val="16"/>
+        </w:rPr>
+        <w:t xml:space="preserve"> </w:t>
+      </w:r>
+      <w:r>
+        <w:rPr>
+          <w:rFonts w:hint="eastAsia"/>
+          <w:sz w:val="16"/>
+          <w:szCs w:val="16"/>
+        </w:rPr>
+        <w:t>Sellers usual export Packing.</w:t>
       </w:r>
     </w:p>
     <w:p>

--- a/static/zhijia/成交确认书模版2.docx
+++ b/static/zhijia/成交确认书模版2.docx
@@ -2655,7 +2655,7 @@
           </w:tcPr>
           <w:p>
             <w:pPr>
-              <w:jc w:val="left"/>
+              <w:jc w:val="center"/>
               <w:rPr>
                 <w:b/>
                 <w:bCs/>
@@ -2685,7 +2685,7 @@
           </w:p>
           <w:p>
             <w:pPr>
-              <w:jc w:val="left"/>
+              <w:jc w:val="center"/>
               <w:rPr>
                 <w:b/>
                 <w:bCs/>
@@ -2705,7 +2705,7 @@
           </w:p>
           <w:p>
             <w:pPr>
-              <w:jc w:val="left"/>
+              <w:jc w:val="center"/>
               <w:rPr>
                 <w:b/>
                 <w:bCs/>
@@ -2725,7 +2725,7 @@
           </w:p>
           <w:p>
             <w:pPr>
-              <w:jc w:val="left"/>
+              <w:jc w:val="center"/>
               <w:rPr>
                 <w:b/>
                 <w:bCs/>
@@ -2755,7 +2755,7 @@
           </w:p>
           <w:p>
             <w:pPr>
-              <w:jc w:val="left"/>
+              <w:jc w:val="center"/>
               <w:rPr>
                 <w:b/>
                 <w:bCs/>
@@ -2785,7 +2785,7 @@
           </w:p>
           <w:p>
             <w:pPr>
-              <w:jc w:val="left"/>
+              <w:jc w:val="center"/>
               <w:rPr>
                 <w:b/>
                 <w:bCs/>
@@ -2815,7 +2815,7 @@
           </w:p>
           <w:p>
             <w:pPr>
-              <w:jc w:val="left"/>
+              <w:jc w:val="center"/>
               <w:rPr>
                 <w:b/>
                 <w:bCs/>
@@ -2845,7 +2845,7 @@
           </w:p>
           <w:p>
             <w:pPr>
-              <w:jc w:val="left"/>
+              <w:jc w:val="center"/>
               <w:rPr>
                 <w:b/>
                 <w:bCs/>
@@ -2875,7 +2875,7 @@
           </w:p>
           <w:p>
             <w:pPr>
-              <w:jc w:val="left"/>
+              <w:jc w:val="center"/>
               <w:rPr>
                 <w:b/>
                 <w:bCs/>
@@ -2905,7 +2905,7 @@
           </w:p>
           <w:p>
             <w:pPr>
-              <w:jc w:val="left"/>
+              <w:jc w:val="center"/>
               <w:rPr>
                 <w:b/>
                 <w:bCs/>
@@ -2935,7 +2935,7 @@
           </w:p>
           <w:p>
             <w:pPr>
-              <w:jc w:val="left"/>
+              <w:jc w:val="center"/>
               <w:rPr>
                 <w:b/>
                 <w:bCs/>
@@ -2965,7 +2965,7 @@
           </w:p>
           <w:p>
             <w:pPr>
-              <w:jc w:val="left"/>
+              <w:jc w:val="center"/>
               <w:rPr>
                 <w:b/>
                 <w:bCs/>
@@ -2995,7 +2995,7 @@
           </w:p>
           <w:p>
             <w:pPr>
-              <w:jc w:val="left"/>
+              <w:jc w:val="center"/>
               <w:rPr>
                 <w:b/>
                 <w:bCs/>
@@ -3025,7 +3025,7 @@
           </w:p>
           <w:p>
             <w:pPr>
-              <w:jc w:val="left"/>
+              <w:jc w:val="center"/>
               <w:rPr>
                 <w:b/>
                 <w:bCs/>
@@ -3055,7 +3055,7 @@
           </w:p>
           <w:p>
             <w:pPr>
-              <w:jc w:val="left"/>
+              <w:jc w:val="center"/>
               <w:rPr>
                 <w:b/>
                 <w:bCs/>
@@ -3085,7 +3085,7 @@
           </w:p>
           <w:p>
             <w:pPr>
-              <w:jc w:val="left"/>
+              <w:jc w:val="center"/>
               <w:rPr>
                 <w:b/>
                 <w:bCs/>
@@ -3115,7 +3115,7 @@
           </w:p>
           <w:p>
             <w:pPr>
-              <w:jc w:val="left"/>
+              <w:jc w:val="center"/>
               <w:rPr>
                 <w:b/>
                 <w:bCs/>
@@ -3145,7 +3145,7 @@
           </w:p>
           <w:p>
             <w:pPr>
-              <w:jc w:val="left"/>
+              <w:jc w:val="center"/>
               <w:rPr>
                 <w:b/>
                 <w:bCs/>
@@ -3175,7 +3175,7 @@
           </w:p>
           <w:p>
             <w:pPr>
-              <w:jc w:val="left"/>
+              <w:jc w:val="center"/>
               <w:rPr>
                 <w:b/>
                 <w:bCs/>
@@ -3592,6 +3592,7 @@
           </w:tcPr>
           <w:p>
             <w:pPr>
+              <w:jc w:val="center"/>
               <w:rPr>
                 <w:b/>
                 <w:bCs/>
@@ -3612,6 +3613,7 @@
           </w:p>
           <w:p>
             <w:pPr>
+              <w:jc w:val="center"/>
               <w:rPr>
                 <w:b/>
                 <w:bCs/>
@@ -3632,6 +3634,7 @@
           </w:p>
           <w:p>
             <w:pPr>
+              <w:jc w:val="center"/>
               <w:rPr>
                 <w:b/>
                 <w:bCs/>
@@ -3652,6 +3655,7 @@
           </w:p>
           <w:p>
             <w:pPr>
+              <w:jc w:val="center"/>
               <w:rPr>
                 <w:b/>
                 <w:bCs/>
@@ -3672,6 +3676,7 @@
           </w:p>
           <w:p>
             <w:pPr>
+              <w:jc w:val="center"/>
               <w:rPr>
                 <w:b/>
                 <w:bCs/>
@@ -3692,6 +3697,7 @@
           </w:p>
           <w:p>
             <w:pPr>
+              <w:jc w:val="center"/>
               <w:rPr>
                 <w:b/>
                 <w:bCs/>
@@ -3712,6 +3718,7 @@
           </w:p>
           <w:p>
             <w:pPr>
+              <w:jc w:val="center"/>
               <w:rPr>
                 <w:b/>
                 <w:bCs/>
@@ -3732,6 +3739,7 @@
           </w:p>
           <w:p>
             <w:pPr>
+              <w:jc w:val="center"/>
               <w:rPr>
                 <w:b/>
                 <w:bCs/>
@@ -3752,6 +3760,7 @@
           </w:p>
           <w:p>
             <w:pPr>
+              <w:jc w:val="center"/>
               <w:rPr>
                 <w:b/>
                 <w:bCs/>
@@ -3772,6 +3781,7 @@
           </w:p>
           <w:p>
             <w:pPr>
+              <w:jc w:val="center"/>
               <w:rPr>
                 <w:b/>
                 <w:bCs/>
@@ -3792,6 +3802,7 @@
           </w:p>
           <w:p>
             <w:pPr>
+              <w:jc w:val="center"/>
               <w:rPr>
                 <w:b/>
                 <w:bCs/>
@@ -3812,6 +3823,7 @@
           </w:p>
           <w:p>
             <w:pPr>
+              <w:jc w:val="center"/>
               <w:rPr>
                 <w:b/>
                 <w:bCs/>
@@ -3832,6 +3844,7 @@
           </w:p>
           <w:p>
             <w:pPr>
+              <w:jc w:val="center"/>
               <w:rPr>
                 <w:b/>
                 <w:bCs/>
@@ -3852,6 +3865,7 @@
           </w:p>
           <w:p>
             <w:pPr>
+              <w:jc w:val="center"/>
               <w:rPr>
                 <w:b/>
                 <w:bCs/>
@@ -3872,6 +3886,7 @@
           </w:p>
           <w:p>
             <w:pPr>
+              <w:jc w:val="center"/>
               <w:rPr>
                 <w:b/>
                 <w:bCs/>
@@ -3892,6 +3907,7 @@
           </w:p>
           <w:p>
             <w:pPr>
+              <w:jc w:val="center"/>
               <w:rPr>
                 <w:b/>
                 <w:bCs/>
@@ -3912,6 +3928,7 @@
           </w:p>
           <w:p>
             <w:pPr>
+              <w:jc w:val="center"/>
               <w:rPr>
                 <w:b/>
                 <w:bCs/>
@@ -3932,6 +3949,7 @@
           </w:p>
           <w:p>
             <w:pPr>
+              <w:jc w:val="center"/>
               <w:rPr>
                 <w:b/>
                 <w:bCs/>
@@ -3952,6 +3970,7 @@
           </w:p>
           <w:p>
             <w:pPr>
+              <w:jc w:val="center"/>
               <w:rPr>
                 <w:b/>
                 <w:bCs/>
@@ -3971,216 +3990,227 @@
           <w:p>
             <w:pPr>
               <w:ind w:firstLineChars="98" w:firstLine="160"/>
-              <w:rPr>
-                <w:b/>
-                <w:bCs/>
-                <w:sz w:val="16"/>
-                <w:szCs w:val="16"/>
-              </w:rPr>
-            </w:pPr>
-            <w:r>
-              <w:rPr>
-                <w:rFonts w:hint="eastAsia"/>
-                <w:b/>
-                <w:bCs/>
-                <w:sz w:val="16"/>
-                <w:szCs w:val="16"/>
-              </w:rPr>
-              <w:t xml:space="preserve">UnitPrice1 </w:t>
+              <w:jc w:val="center"/>
+              <w:rPr>
+                <w:b/>
+                <w:bCs/>
+                <w:sz w:val="16"/>
+                <w:szCs w:val="16"/>
+              </w:rPr>
+            </w:pPr>
+            <w:r>
+              <w:rPr>
+                <w:rFonts w:hint="eastAsia"/>
+                <w:b/>
+                <w:bCs/>
+                <w:sz w:val="16"/>
+                <w:szCs w:val="16"/>
+              </w:rPr>
+              <w:t>UnitPrice1</w:t>
             </w:r>
           </w:p>
           <w:p>
             <w:pPr>
               <w:ind w:firstLineChars="98" w:firstLine="160"/>
-              <w:rPr>
-                <w:b/>
-                <w:bCs/>
-                <w:sz w:val="16"/>
-                <w:szCs w:val="16"/>
-              </w:rPr>
-            </w:pPr>
-            <w:r>
-              <w:rPr>
-                <w:rFonts w:hint="eastAsia"/>
-                <w:b/>
-                <w:bCs/>
-                <w:sz w:val="16"/>
-                <w:szCs w:val="16"/>
-              </w:rPr>
-              <w:t xml:space="preserve">UnitPrice2 </w:t>
+              <w:jc w:val="center"/>
+              <w:rPr>
+                <w:b/>
+                <w:bCs/>
+                <w:sz w:val="16"/>
+                <w:szCs w:val="16"/>
+              </w:rPr>
+            </w:pPr>
+            <w:r>
+              <w:rPr>
+                <w:rFonts w:hint="eastAsia"/>
+                <w:b/>
+                <w:bCs/>
+                <w:sz w:val="16"/>
+                <w:szCs w:val="16"/>
+              </w:rPr>
+              <w:t>UnitPrice2</w:t>
             </w:r>
           </w:p>
           <w:p>
             <w:pPr>
               <w:ind w:firstLineChars="98" w:firstLine="160"/>
-              <w:rPr>
-                <w:b/>
-                <w:bCs/>
-                <w:sz w:val="16"/>
-                <w:szCs w:val="16"/>
-              </w:rPr>
-            </w:pPr>
-            <w:r>
-              <w:rPr>
-                <w:rFonts w:hint="eastAsia"/>
-                <w:b/>
-                <w:bCs/>
-                <w:sz w:val="16"/>
-                <w:szCs w:val="16"/>
-              </w:rPr>
-              <w:t xml:space="preserve">UnitPrice3 </w:t>
+              <w:jc w:val="center"/>
+              <w:rPr>
+                <w:b/>
+                <w:bCs/>
+                <w:sz w:val="16"/>
+                <w:szCs w:val="16"/>
+              </w:rPr>
+            </w:pPr>
+            <w:r>
+              <w:rPr>
+                <w:rFonts w:hint="eastAsia"/>
+                <w:b/>
+                <w:bCs/>
+                <w:sz w:val="16"/>
+                <w:szCs w:val="16"/>
+              </w:rPr>
+              <w:t>UnitPrice3</w:t>
             </w:r>
           </w:p>
           <w:p>
             <w:pPr>
               <w:ind w:firstLineChars="98" w:firstLine="160"/>
-              <w:rPr>
-                <w:b/>
-                <w:bCs/>
-                <w:sz w:val="16"/>
-                <w:szCs w:val="16"/>
-              </w:rPr>
-            </w:pPr>
-            <w:r>
-              <w:rPr>
-                <w:rFonts w:hint="eastAsia"/>
-                <w:b/>
-                <w:bCs/>
-                <w:sz w:val="16"/>
-                <w:szCs w:val="16"/>
-              </w:rPr>
-              <w:t xml:space="preserve">UnitPrice4 </w:t>
+              <w:jc w:val="center"/>
+              <w:rPr>
+                <w:b/>
+                <w:bCs/>
+                <w:sz w:val="16"/>
+                <w:szCs w:val="16"/>
+              </w:rPr>
+            </w:pPr>
+            <w:r>
+              <w:rPr>
+                <w:rFonts w:hint="eastAsia"/>
+                <w:b/>
+                <w:bCs/>
+                <w:sz w:val="16"/>
+                <w:szCs w:val="16"/>
+              </w:rPr>
+              <w:t>UnitPrice4</w:t>
             </w:r>
           </w:p>
           <w:p>
             <w:pPr>
               <w:ind w:firstLineChars="98" w:firstLine="160"/>
-              <w:rPr>
-                <w:b/>
-                <w:bCs/>
-                <w:sz w:val="16"/>
-                <w:szCs w:val="16"/>
-              </w:rPr>
-            </w:pPr>
-            <w:r>
-              <w:rPr>
-                <w:rFonts w:hint="eastAsia"/>
-                <w:b/>
-                <w:bCs/>
-                <w:sz w:val="16"/>
-                <w:szCs w:val="16"/>
-              </w:rPr>
-              <w:t xml:space="preserve">UnitPrice5 </w:t>
+              <w:jc w:val="center"/>
+              <w:rPr>
+                <w:b/>
+                <w:bCs/>
+                <w:sz w:val="16"/>
+                <w:szCs w:val="16"/>
+              </w:rPr>
+            </w:pPr>
+            <w:r>
+              <w:rPr>
+                <w:rFonts w:hint="eastAsia"/>
+                <w:b/>
+                <w:bCs/>
+                <w:sz w:val="16"/>
+                <w:szCs w:val="16"/>
+              </w:rPr>
+              <w:t>UnitPrice5</w:t>
             </w:r>
           </w:p>
           <w:p>
             <w:pPr>
               <w:ind w:firstLineChars="98" w:firstLine="160"/>
-              <w:rPr>
-                <w:b/>
-                <w:bCs/>
-                <w:sz w:val="16"/>
-                <w:szCs w:val="16"/>
-              </w:rPr>
-            </w:pPr>
-            <w:r>
-              <w:rPr>
-                <w:rFonts w:hint="eastAsia"/>
-                <w:b/>
-                <w:bCs/>
-                <w:sz w:val="16"/>
-                <w:szCs w:val="16"/>
-              </w:rPr>
-              <w:t xml:space="preserve">UnitPrice6 </w:t>
+              <w:jc w:val="center"/>
+              <w:rPr>
+                <w:b/>
+                <w:bCs/>
+                <w:sz w:val="16"/>
+                <w:szCs w:val="16"/>
+              </w:rPr>
+            </w:pPr>
+            <w:r>
+              <w:rPr>
+                <w:rFonts w:hint="eastAsia"/>
+                <w:b/>
+                <w:bCs/>
+                <w:sz w:val="16"/>
+                <w:szCs w:val="16"/>
+              </w:rPr>
+              <w:t>UnitPrice6</w:t>
             </w:r>
           </w:p>
           <w:p>
             <w:pPr>
               <w:ind w:firstLineChars="98" w:firstLine="160"/>
-              <w:rPr>
-                <w:b/>
-                <w:bCs/>
-                <w:sz w:val="16"/>
-                <w:szCs w:val="16"/>
-              </w:rPr>
-            </w:pPr>
-            <w:r>
-              <w:rPr>
-                <w:rFonts w:hint="eastAsia"/>
-                <w:b/>
-                <w:bCs/>
-                <w:sz w:val="16"/>
-                <w:szCs w:val="16"/>
-              </w:rPr>
-              <w:t xml:space="preserve">UnitPrice7 </w:t>
+              <w:jc w:val="center"/>
+              <w:rPr>
+                <w:b/>
+                <w:bCs/>
+                <w:sz w:val="16"/>
+                <w:szCs w:val="16"/>
+              </w:rPr>
+            </w:pPr>
+            <w:r>
+              <w:rPr>
+                <w:rFonts w:hint="eastAsia"/>
+                <w:b/>
+                <w:bCs/>
+                <w:sz w:val="16"/>
+                <w:szCs w:val="16"/>
+              </w:rPr>
+              <w:t>UnitPrice7</w:t>
             </w:r>
           </w:p>
           <w:p>
             <w:pPr>
               <w:ind w:firstLineChars="98" w:firstLine="160"/>
-              <w:rPr>
-                <w:b/>
-                <w:bCs/>
-                <w:sz w:val="16"/>
-                <w:szCs w:val="16"/>
-              </w:rPr>
-            </w:pPr>
-            <w:r>
-              <w:rPr>
-                <w:rFonts w:hint="eastAsia"/>
-                <w:b/>
-                <w:bCs/>
-                <w:sz w:val="16"/>
-                <w:szCs w:val="16"/>
-              </w:rPr>
-              <w:t xml:space="preserve">UnitPrice8 </w:t>
+              <w:jc w:val="center"/>
+              <w:rPr>
+                <w:b/>
+                <w:bCs/>
+                <w:sz w:val="16"/>
+                <w:szCs w:val="16"/>
+              </w:rPr>
+            </w:pPr>
+            <w:r>
+              <w:rPr>
+                <w:rFonts w:hint="eastAsia"/>
+                <w:b/>
+                <w:bCs/>
+                <w:sz w:val="16"/>
+                <w:szCs w:val="16"/>
+              </w:rPr>
+              <w:t>UnitPrice8</w:t>
             </w:r>
           </w:p>
           <w:p>
             <w:pPr>
               <w:ind w:firstLineChars="98" w:firstLine="160"/>
-              <w:rPr>
-                <w:b/>
-                <w:bCs/>
-                <w:sz w:val="16"/>
-                <w:szCs w:val="16"/>
-              </w:rPr>
-            </w:pPr>
-            <w:r>
-              <w:rPr>
-                <w:rFonts w:hint="eastAsia"/>
-                <w:b/>
-                <w:bCs/>
-                <w:sz w:val="16"/>
-                <w:szCs w:val="16"/>
-              </w:rPr>
-              <w:t xml:space="preserve">UnitPrice9 </w:t>
+              <w:jc w:val="center"/>
+              <w:rPr>
+                <w:b/>
+                <w:bCs/>
+                <w:sz w:val="16"/>
+                <w:szCs w:val="16"/>
+              </w:rPr>
+            </w:pPr>
+            <w:r>
+              <w:rPr>
+                <w:rFonts w:hint="eastAsia"/>
+                <w:b/>
+                <w:bCs/>
+                <w:sz w:val="16"/>
+                <w:szCs w:val="16"/>
+              </w:rPr>
+              <w:t>UnitPrice9</w:t>
             </w:r>
           </w:p>
           <w:p>
             <w:pPr>
               <w:ind w:firstLineChars="98" w:firstLine="160"/>
-              <w:rPr>
-                <w:b/>
-                <w:bCs/>
-                <w:sz w:val="16"/>
-                <w:szCs w:val="16"/>
-              </w:rPr>
-            </w:pPr>
-            <w:r>
-              <w:rPr>
-                <w:rFonts w:hint="eastAsia"/>
-                <w:b/>
-                <w:bCs/>
-                <w:sz w:val="16"/>
-                <w:szCs w:val="16"/>
-              </w:rPr>
-              <w:t xml:space="preserve">UnitPrice10 </w:t>
+              <w:jc w:val="center"/>
+              <w:rPr>
+                <w:b/>
+                <w:bCs/>
+                <w:sz w:val="16"/>
+                <w:szCs w:val="16"/>
+              </w:rPr>
+            </w:pPr>
+            <w:r>
+              <w:rPr>
+                <w:rFonts w:hint="eastAsia"/>
+                <w:b/>
+                <w:bCs/>
+                <w:sz w:val="16"/>
+                <w:szCs w:val="16"/>
+              </w:rPr>
+              <w:t>UnitPrice10</w:t>
             </w:r>
           </w:p>
           <w:p>
             <w:pPr>
               <w:ind w:firstLineChars="98" w:firstLine="160"/>
+              <w:jc w:val="center"/>
               <w:rPr>
                 <w:b/>
                 <w:bCs/>
@@ -4202,6 +4232,7 @@
           <w:p>
             <w:pPr>
               <w:ind w:firstLineChars="98" w:firstLine="160"/>
+              <w:jc w:val="center"/>
               <w:rPr>
                 <w:b/>
                 <w:bCs/>
@@ -4223,6 +4254,7 @@
           <w:p>
             <w:pPr>
               <w:ind w:firstLineChars="98" w:firstLine="160"/>
+              <w:jc w:val="center"/>
               <w:rPr>
                 <w:b/>
                 <w:bCs/>
@@ -4244,6 +4276,7 @@
           <w:p>
             <w:pPr>
               <w:ind w:firstLineChars="98" w:firstLine="160"/>
+              <w:jc w:val="center"/>
               <w:rPr>
                 <w:b/>
                 <w:bCs/>
@@ -4265,6 +4298,7 @@
           <w:p>
             <w:pPr>
               <w:ind w:firstLineChars="98" w:firstLine="160"/>
+              <w:jc w:val="center"/>
               <w:rPr>
                 <w:b/>
                 <w:bCs/>
@@ -4286,6 +4320,7 @@
           <w:p>
             <w:pPr>
               <w:ind w:firstLineChars="98" w:firstLine="160"/>
+              <w:jc w:val="center"/>
               <w:rPr>
                 <w:b/>
                 <w:bCs/>
@@ -4307,6 +4342,7 @@
           <w:p>
             <w:pPr>
               <w:ind w:firstLineChars="98" w:firstLine="160"/>
+              <w:jc w:val="center"/>
               <w:rPr>
                 <w:b/>
                 <w:bCs/>
@@ -4328,6 +4364,7 @@
           <w:p>
             <w:pPr>
               <w:ind w:firstLineChars="98" w:firstLine="160"/>
+              <w:jc w:val="center"/>
               <w:rPr>
                 <w:b/>
                 <w:bCs/>
@@ -4349,6 +4386,7 @@
           <w:p>
             <w:pPr>
               <w:ind w:firstLineChars="98" w:firstLine="160"/>
+              <w:jc w:val="center"/>
               <w:rPr>
                 <w:b/>
                 <w:bCs/>
@@ -4370,6 +4408,7 @@
           <w:p>
             <w:pPr>
               <w:ind w:firstLineChars="98" w:firstLine="160"/>
+              <w:jc w:val="center"/>
               <w:rPr>
                 <w:b/>
                 <w:bCs/>
@@ -4391,6 +4430,7 @@
           <w:p>
             <w:pPr>
               <w:ind w:firstLineChars="98" w:firstLine="160"/>
+              <w:jc w:val="center"/>
               <w:rPr>
                 <w:b/>
                 <w:bCs/>
@@ -4412,6 +4452,7 @@
           <w:p>
             <w:pPr>
               <w:ind w:firstLineChars="98" w:firstLine="160"/>
+              <w:jc w:val="center"/>
               <w:rPr>
                 <w:b/>
                 <w:bCs/>
@@ -4433,6 +4474,7 @@
           <w:p>
             <w:pPr>
               <w:ind w:firstLineChars="98" w:firstLine="160"/>
+              <w:jc w:val="center"/>
               <w:rPr>
                 <w:b/>
                 <w:bCs/>
@@ -4454,6 +4496,7 @@
           <w:p>
             <w:pPr>
               <w:ind w:firstLineChars="98" w:firstLine="160"/>
+              <w:jc w:val="center"/>
               <w:rPr>
                 <w:b/>
                 <w:bCs/>
@@ -4475,6 +4518,7 @@
           <w:p>
             <w:pPr>
               <w:ind w:firstLineChars="98" w:firstLine="160"/>
+              <w:jc w:val="center"/>
               <w:rPr>
                 <w:b/>
                 <w:bCs/>
@@ -4496,6 +4540,7 @@
           <w:p>
             <w:pPr>
               <w:ind w:firstLineChars="98" w:firstLine="160"/>
+              <w:jc w:val="center"/>
               <w:rPr>
                 <w:b/>
                 <w:bCs/>
@@ -4517,6 +4562,7 @@
           <w:p>
             <w:pPr>
               <w:ind w:firstLineChars="98" w:firstLine="160"/>
+              <w:jc w:val="center"/>
               <w:rPr>
                 <w:b/>
                 <w:bCs/>
@@ -4538,6 +4584,7 @@
           <w:p>
             <w:pPr>
               <w:ind w:firstLineChars="98" w:firstLine="160"/>
+              <w:jc w:val="center"/>
               <w:rPr>
                 <w:b/>
                 <w:bCs/>
@@ -4559,6 +4606,7 @@
           <w:p>
             <w:pPr>
               <w:ind w:firstLineChars="98" w:firstLine="160"/>
+              <w:jc w:val="center"/>
               <w:rPr>
                 <w:b/>
                 <w:bCs/>
@@ -4580,6 +4628,7 @@
           <w:p>
             <w:pPr>
               <w:ind w:firstLineChars="98" w:firstLine="160"/>
+              <w:jc w:val="center"/>
               <w:rPr>
                 <w:b/>
                 <w:bCs/>
@@ -4601,6 +4650,7 @@
           <w:p>
             <w:pPr>
               <w:ind w:firstLineChars="98" w:firstLine="160"/>
+              <w:jc w:val="center"/>
               <w:rPr>
                 <w:b/>
                 <w:bCs/>
@@ -4622,6 +4672,7 @@
           <w:p>
             <w:pPr>
               <w:ind w:firstLineChars="98" w:firstLine="160"/>
+              <w:jc w:val="center"/>
               <w:rPr>
                 <w:b/>
                 <w:bCs/>
@@ -4643,6 +4694,7 @@
           <w:p>
             <w:pPr>
               <w:ind w:firstLineChars="98" w:firstLine="160"/>
+              <w:jc w:val="center"/>
               <w:rPr>
                 <w:b/>
                 <w:bCs/>
@@ -4664,6 +4716,7 @@
           <w:p>
             <w:pPr>
               <w:ind w:firstLineChars="98" w:firstLine="160"/>
+              <w:jc w:val="center"/>
               <w:rPr>
                 <w:b/>
                 <w:bCs/>
@@ -4685,6 +4738,7 @@
           <w:p>
             <w:pPr>
               <w:ind w:firstLineChars="98" w:firstLine="160"/>
+              <w:jc w:val="center"/>
               <w:rPr>
                 <w:b/>
                 <w:bCs/>
@@ -4706,6 +4760,7 @@
           <w:p>
             <w:pPr>
               <w:ind w:firstLineChars="98" w:firstLine="160"/>
+              <w:jc w:val="center"/>
               <w:rPr>
                 <w:b/>
                 <w:bCs/>
@@ -4727,6 +4782,7 @@
           <w:p>
             <w:pPr>
               <w:ind w:firstLineChars="98" w:firstLine="160"/>
+              <w:jc w:val="center"/>
               <w:rPr>
                 <w:b/>
                 <w:bCs/>
@@ -4748,6 +4804,7 @@
           <w:p>
             <w:pPr>
               <w:ind w:firstLineChars="98" w:firstLine="160"/>
+              <w:jc w:val="center"/>
               <w:rPr>
                 <w:b/>
                 <w:bCs/>
@@ -4772,6 +4829,194 @@
             <w:pPr>
               <w:ind w:firstLineChars="150" w:firstLine="245"/>
               <w:rPr>
+                <w:b/>
+                <w:bCs/>
+                <w:sz w:val="16"/>
+                <w:szCs w:val="16"/>
+              </w:rPr>
+            </w:pPr>
+          </w:p>
+          <w:p>
+            <w:pPr>
+              <w:ind w:firstLineChars="150" w:firstLine="245"/>
+              <w:rPr>
+                <w:b/>
+                <w:bCs/>
+                <w:sz w:val="16"/>
+                <w:szCs w:val="16"/>
+              </w:rPr>
+            </w:pPr>
+          </w:p>
+          <w:p>
+            <w:pPr>
+              <w:ind w:firstLineChars="150" w:firstLine="245"/>
+              <w:rPr>
+                <w:b/>
+                <w:bCs/>
+                <w:sz w:val="16"/>
+                <w:szCs w:val="16"/>
+              </w:rPr>
+            </w:pPr>
+          </w:p>
+          <w:p>
+            <w:pPr>
+              <w:ind w:firstLineChars="150" w:firstLine="245"/>
+              <w:rPr>
+                <w:b/>
+                <w:bCs/>
+                <w:sz w:val="16"/>
+                <w:szCs w:val="16"/>
+              </w:rPr>
+            </w:pPr>
+          </w:p>
+          <w:p>
+            <w:pPr>
+              <w:ind w:firstLineChars="150" w:firstLine="245"/>
+              <w:rPr>
+                <w:b/>
+                <w:bCs/>
+                <w:sz w:val="16"/>
+                <w:szCs w:val="16"/>
+              </w:rPr>
+            </w:pPr>
+          </w:p>
+          <w:p>
+            <w:pPr>
+              <w:ind w:firstLineChars="150" w:firstLine="245"/>
+              <w:rPr>
+                <w:b/>
+                <w:bCs/>
+                <w:sz w:val="16"/>
+                <w:szCs w:val="16"/>
+              </w:rPr>
+            </w:pPr>
+          </w:p>
+          <w:p>
+            <w:pPr>
+              <w:ind w:firstLineChars="150" w:firstLine="245"/>
+              <w:rPr>
+                <w:b/>
+                <w:bCs/>
+                <w:sz w:val="16"/>
+                <w:szCs w:val="16"/>
+              </w:rPr>
+            </w:pPr>
+          </w:p>
+          <w:p>
+            <w:pPr>
+              <w:ind w:firstLineChars="150" w:firstLine="245"/>
+              <w:rPr>
+                <w:b/>
+                <w:bCs/>
+                <w:sz w:val="16"/>
+                <w:szCs w:val="16"/>
+              </w:rPr>
+            </w:pPr>
+          </w:p>
+          <w:p>
+            <w:pPr>
+              <w:ind w:firstLineChars="150" w:firstLine="245"/>
+              <w:rPr>
+                <w:b/>
+                <w:bCs/>
+                <w:sz w:val="16"/>
+                <w:szCs w:val="16"/>
+              </w:rPr>
+            </w:pPr>
+          </w:p>
+          <w:p>
+            <w:pPr>
+              <w:ind w:firstLineChars="150" w:firstLine="245"/>
+              <w:rPr>
+                <w:b/>
+                <w:bCs/>
+                <w:sz w:val="16"/>
+                <w:szCs w:val="16"/>
+              </w:rPr>
+            </w:pPr>
+          </w:p>
+          <w:p>
+            <w:pPr>
+              <w:ind w:firstLineChars="150" w:firstLine="245"/>
+              <w:rPr>
+                <w:b/>
+                <w:bCs/>
+                <w:sz w:val="16"/>
+                <w:szCs w:val="16"/>
+              </w:rPr>
+            </w:pPr>
+          </w:p>
+          <w:p>
+            <w:pPr>
+              <w:ind w:firstLineChars="150" w:firstLine="245"/>
+              <w:rPr>
+                <w:b/>
+                <w:bCs/>
+                <w:sz w:val="16"/>
+                <w:szCs w:val="16"/>
+              </w:rPr>
+            </w:pPr>
+          </w:p>
+          <w:p>
+            <w:pPr>
+              <w:ind w:firstLineChars="150" w:firstLine="245"/>
+              <w:rPr>
+                <w:b/>
+                <w:bCs/>
+                <w:sz w:val="16"/>
+                <w:szCs w:val="16"/>
+              </w:rPr>
+            </w:pPr>
+          </w:p>
+          <w:p>
+            <w:pPr>
+              <w:ind w:firstLineChars="150" w:firstLine="245"/>
+              <w:rPr>
+                <w:b/>
+                <w:bCs/>
+                <w:sz w:val="16"/>
+                <w:szCs w:val="16"/>
+              </w:rPr>
+            </w:pPr>
+          </w:p>
+          <w:p>
+            <w:pPr>
+              <w:ind w:firstLineChars="150" w:firstLine="245"/>
+              <w:rPr>
+                <w:b/>
+                <w:bCs/>
+                <w:sz w:val="16"/>
+                <w:szCs w:val="16"/>
+              </w:rPr>
+            </w:pPr>
+          </w:p>
+          <w:p>
+            <w:pPr>
+              <w:ind w:firstLineChars="150" w:firstLine="245"/>
+              <w:rPr>
+                <w:b/>
+                <w:bCs/>
+                <w:sz w:val="16"/>
+                <w:szCs w:val="16"/>
+              </w:rPr>
+            </w:pPr>
+          </w:p>
+          <w:p>
+            <w:pPr>
+              <w:ind w:firstLineChars="150" w:firstLine="245"/>
+              <w:rPr>
+                <w:b/>
+                <w:bCs/>
+                <w:sz w:val="16"/>
+                <w:szCs w:val="16"/>
+              </w:rPr>
+            </w:pPr>
+          </w:p>
+          <w:p>
+            <w:pPr>
+              <w:ind w:firstLineChars="150" w:firstLine="245"/>
+              <w:rPr>
+                <w:rFonts w:hint="eastAsia"/>
                 <w:b/>
                 <w:bCs/>
                 <w:sz w:val="16"/>
